--- a/testakten/insolvenzverwaltung-moebelwerk-havelberg-regelverfahren/15_zwischenbericht_amtsgericht.docx
+++ b/testakten/insolvenzverwaltung-moebelwerk-havelberg-regelverfahren/15_zwischenbericht_amtsgericht.docx
@@ -1098,14 +1098,6 @@
         <w:jc w:val="left"/>
       </w:pPr>
       <w:r>
-        <w:t>```</w:t>
-      </w:r>
-    </w:p>
-    <w:p>
-      <w:pPr>
-        <w:jc w:val="left"/>
-      </w:pPr>
-      <w:r>
         <w:t>Dr. Nora Westphal</w:t>
       </w:r>
     </w:p>
@@ -1131,14 +1123,6 @@
       </w:pPr>
       <w:r>
         <w:t>Tel. 0391 / 88 44 100</w:t>
-      </w:r>
-    </w:p>
-    <w:p>
-      <w:pPr>
-        <w:jc w:val="left"/>
-      </w:pPr>
-      <w:r>
-        <w:t>```</w:t>
       </w:r>
     </w:p>
     <w:p/>

--- a/testakten/insolvenzverwaltung-moebelwerk-havelberg-regelverfahren/15_zwischenbericht_amtsgericht.docx
+++ b/testakten/insolvenzverwaltung-moebelwerk-havelberg-regelverfahren/15_zwischenbericht_amtsgericht.docx
@@ -5,109 +5,146 @@
     <w:p>
       <w:pPr>
         <w:pStyle w:val="Heading1"/>
+        <w:spacing w:after="160" w:line="259" w:lineRule="auto"/>
       </w:pPr>
       <w:r>
         <w:rPr>
           <w:rFonts w:ascii="Times New Roman" w:hAnsi="Times New Roman"/>
+          <w:b/>
+          <w:sz w:val="28"/>
         </w:rPr>
         <w:t>Zwischenbericht an das Insolvenzgericht</w:t>
       </w:r>
     </w:p>
     <w:p>
       <w:pPr>
+        <w:spacing w:before="120" w:after="60" w:line="259" w:lineRule="auto"/>
         <w:ind w:left="567"/>
       </w:pPr>
       <w:r>
         <w:rPr>
+          <w:rFonts w:ascii="Times New Roman" w:hAnsi="Times New Roman"/>
           <w:b/>
           <w:i/>
+          <w:sz w:val="22"/>
         </w:rPr>
         <w:t>An das Amtsgericht Stendal – Insolvenzgericht –</w:t>
       </w:r>
     </w:p>
     <w:p>
       <w:pPr>
+        <w:spacing w:before="120" w:after="60" w:line="259" w:lineRule="auto"/>
         <w:ind w:left="567"/>
       </w:pPr>
       <w:r>
         <w:rPr>
+          <w:rFonts w:ascii="Times New Roman" w:hAnsi="Times New Roman"/>
+          <w:b/>
           <w:i/>
+          <w:sz w:val="22"/>
         </w:rPr>
         <w:t>Hospitalstraße 4, 39576 Stendal</w:t>
       </w:r>
     </w:p>
     <w:p>
       <w:pPr>
+        <w:spacing w:before="120" w:after="60" w:line="259" w:lineRule="auto"/>
         <w:ind w:left="567"/>
       </w:pPr>
       <w:r>
         <w:rPr>
+          <w:rFonts w:ascii="Times New Roman" w:hAnsi="Times New Roman"/>
+          <w:b/>
           <w:i/>
+          <w:sz w:val="22"/>
         </w:rPr>
         <w:t>Az.: 7 IN 41/26</w:t>
       </w:r>
     </w:p>
     <w:p>
       <w:pPr>
+        <w:spacing w:line="259" w:lineRule="auto" w:after="60"/>
         <w:ind w:left="567"/>
       </w:pPr>
     </w:p>
     <w:p>
       <w:pPr>
+        <w:spacing w:before="120" w:after="60" w:line="259" w:lineRule="auto"/>
         <w:ind w:left="567"/>
       </w:pPr>
       <w:r>
         <w:rPr>
+          <w:rFonts w:ascii="Times New Roman" w:hAnsi="Times New Roman"/>
           <w:b/>
           <w:i/>
+          <w:sz w:val="22"/>
         </w:rPr>
         <w:t>Von:</w:t>
       </w:r>
       <w:r>
         <w:rPr>
+          <w:rFonts w:ascii="Times New Roman" w:hAnsi="Times New Roman"/>
+          <w:b/>
           <w:i/>
+          <w:sz w:val="22"/>
         </w:rPr>
         <w:t xml:space="preserve"> Dr. Nora Westphal, Insolvenzverwalterin</w:t>
       </w:r>
     </w:p>
     <w:p>
       <w:pPr>
+        <w:spacing w:before="120" w:after="60" w:line="259" w:lineRule="auto"/>
         <w:ind w:left="567"/>
       </w:pPr>
       <w:r>
         <w:rPr>
+          <w:rFonts w:ascii="Times New Roman" w:hAnsi="Times New Roman"/>
+          <w:b/>
           <w:i/>
+          <w:sz w:val="22"/>
         </w:rPr>
         <w:t>Kurfürstenallee 88, 39104 Magdeburg</w:t>
       </w:r>
     </w:p>
     <w:p>
       <w:pPr>
+        <w:spacing w:line="259" w:lineRule="auto" w:after="60"/>
         <w:ind w:left="567"/>
       </w:pPr>
     </w:p>
     <w:p>
       <w:pPr>
+        <w:spacing w:line="259" w:lineRule="auto" w:after="60"/>
         <w:ind w:left="567"/>
       </w:pPr>
       <w:r>
         <w:rPr>
-          <w:b/>
-          <w:i/>
+          <w:rFonts w:ascii="Times New Roman" w:hAnsi="Times New Roman"/>
+          <w:b w:val="0"/>
+          <w:i w:val="0"/>
+          <w:sz w:val="22"/>
         </w:rPr>
         <w:t>Datum:</w:t>
       </w:r>
       <w:r>
         <w:rPr>
-          <w:i/>
+          <w:rFonts w:ascii="Times New Roman" w:hAnsi="Times New Roman"/>
+          <w:b w:val="0"/>
+          <w:i w:val="0"/>
+          <w:sz w:val="22"/>
         </w:rPr>
         <w:t xml:space="preserve"> 25.06.2026</w:t>
       </w:r>
     </w:p>
-    <w:p/>
+    <w:p>
+      <w:pPr>
+        <w:spacing w:line="259" w:lineRule="auto" w:after="60"/>
+      </w:pPr>
+    </w:p>
     <w:p>
       <w:pPr>
         <w:pStyle w:val="Heading2"/>
+        <w:spacing w:line="259" w:lineRule="auto" w:after="60"/>
       </w:pPr>
       <w:r>
         <w:rPr>
@@ -118,6 +155,7 @@
     </w:p>
     <w:p>
       <w:pPr>
+        <w:spacing w:line="259" w:lineRule="auto" w:after="60"/>
         <w:jc w:val="left"/>
       </w:pPr>
       <w:r>
@@ -126,16 +164,22 @@
     </w:p>
     <w:p>
       <w:pPr>
+        <w:spacing w:line="259" w:lineRule="auto" w:after="60"/>
         <w:jc w:val="left"/>
       </w:pPr>
       <w:r>
         <w:t>gemäß § 58 InsO und den Auflagen des Eröffnungsbeschlusses vom 12.06.2026 erstattet die Insolvenzverwalterin nachstehend Zwischenbericht über den Verfahrensstand.</w:t>
       </w:r>
     </w:p>
-    <w:p/>
+    <w:p>
+      <w:pPr>
+        <w:spacing w:line="259" w:lineRule="auto" w:after="60"/>
+      </w:pPr>
+    </w:p>
     <w:p>
       <w:pPr>
         <w:pStyle w:val="Heading2"/>
+        <w:spacing w:line="259" w:lineRule="auto" w:after="60"/>
       </w:pPr>
       <w:r>
         <w:rPr>
@@ -146,6 +190,7 @@
     </w:p>
     <w:p>
       <w:pPr>
+        <w:spacing w:line="259" w:lineRule="auto" w:after="60"/>
         <w:jc w:val="left"/>
       </w:pPr>
       <w:r>
@@ -377,6 +422,7 @@
     </w:tbl>
     <w:p>
       <w:pPr>
+        <w:spacing w:line="259" w:lineRule="auto" w:after="60"/>
         <w:jc w:val="left"/>
       </w:pPr>
       <w:r>
@@ -389,10 +435,15 @@
         <w:t xml:space="preserve"> +31.400 EUR gegenüber sofortigem Betriebsstopp (vermiedener Wertverfall + realisierte Deckungsbeiträge).</w:t>
       </w:r>
     </w:p>
-    <w:p/>
+    <w:p>
+      <w:pPr>
+        <w:spacing w:line="259" w:lineRule="auto" w:after="60"/>
+      </w:pPr>
+    </w:p>
     <w:p>
       <w:pPr>
         <w:pStyle w:val="Heading2"/>
+        <w:spacing w:line="259" w:lineRule="auto" w:after="60"/>
       </w:pPr>
       <w:r>
         <w:rPr>
@@ -404,6 +455,7 @@
     <w:p>
       <w:pPr>
         <w:pStyle w:val="Heading3"/>
+        <w:spacing w:line="259" w:lineRule="auto" w:after="60"/>
       </w:pPr>
       <w:r>
         <w:rPr>
@@ -730,6 +782,7 @@
     <w:p>
       <w:pPr>
         <w:pStyle w:val="Heading3"/>
+        <w:spacing w:line="259" w:lineRule="auto" w:after="60"/>
       </w:pPr>
       <w:r>
         <w:rPr>
@@ -875,6 +928,7 @@
     </w:tbl>
     <w:p>
       <w:pPr>
+        <w:spacing w:line="259" w:lineRule="auto" w:after="60"/>
         <w:jc w:val="left"/>
       </w:pPr>
       <w:r>
@@ -893,10 +947,15 @@
         <w:t>384.000–420.000 EUR</w:t>
       </w:r>
     </w:p>
-    <w:p/>
+    <w:p>
+      <w:pPr>
+        <w:spacing w:line="259" w:lineRule="auto" w:after="60"/>
+      </w:pPr>
+    </w:p>
     <w:p>
       <w:pPr>
         <w:pStyle w:val="Heading2"/>
+        <w:spacing w:line="259" w:lineRule="auto" w:after="60"/>
       </w:pPr>
       <w:r>
         <w:rPr>
@@ -907,6 +966,7 @@
     </w:p>
     <w:p>
       <w:pPr>
+        <w:spacing w:line="259" w:lineRule="auto" w:after="60"/>
         <w:jc w:val="left"/>
       </w:pPr>
       <w:r>
@@ -916,6 +976,7 @@
     <w:p>
       <w:pPr>
         <w:pStyle w:val="ListBullet"/>
+        <w:spacing w:line="259" w:lineRule="auto" w:after="60"/>
       </w:pPr>
       <w:r>
         <w:t>12 Einzelgläubiger (Stand 24.06.2026)</w:t>
@@ -924,6 +985,7 @@
     <w:p>
       <w:pPr>
         <w:pStyle w:val="ListBullet"/>
+        <w:spacing w:line="259" w:lineRule="auto" w:after="60"/>
       </w:pPr>
       <w:r>
         <w:t>Gesamtanmeldungsvolumen: 1.345.800 EUR</w:t>
@@ -932,6 +994,7 @@
     <w:p>
       <w:pPr>
         <w:pStyle w:val="ListBullet"/>
+        <w:spacing w:line="259" w:lineRule="auto" w:after="60"/>
       </w:pPr>
       <w:r>
         <w:t>Davon Absonderungsrechte: ca. 350.000 EUR (Havelbank eG)</w:t>
@@ -940,6 +1003,7 @@
     <w:p>
       <w:pPr>
         <w:pStyle w:val="ListBullet"/>
+        <w:spacing w:line="259" w:lineRule="auto" w:after="60"/>
       </w:pPr>
       <w:r>
         <w:t>Nachrangige Forderungen: 120.000 EUR (Tim Brauer, Gesellschafterdarlehen)</w:t>
@@ -947,6 +1011,7 @@
     </w:p>
     <w:p>
       <w:pPr>
+        <w:spacing w:line="259" w:lineRule="auto" w:after="60"/>
         <w:jc w:val="left"/>
       </w:pPr>
       <w:r>
@@ -962,10 +1027,15 @@
         <w:t xml:space="preserve"> terminiert.</w:t>
       </w:r>
     </w:p>
-    <w:p/>
+    <w:p>
+      <w:pPr>
+        <w:spacing w:line="259" w:lineRule="auto" w:after="60"/>
+      </w:pPr>
+    </w:p>
     <w:p>
       <w:pPr>
         <w:pStyle w:val="Heading2"/>
+        <w:spacing w:line="259" w:lineRule="auto" w:after="60"/>
       </w:pPr>
       <w:r>
         <w:rPr>
@@ -976,6 +1046,7 @@
     </w:p>
     <w:p>
       <w:pPr>
+        <w:spacing w:line="259" w:lineRule="auto" w:after="60"/>
         <w:jc w:val="left"/>
       </w:pPr>
       <w:r>
@@ -990,6 +1061,7 @@
     </w:p>
     <w:p>
       <w:pPr>
+        <w:spacing w:line="259" w:lineRule="auto" w:after="60"/>
         <w:jc w:val="left"/>
       </w:pPr>
       <w:r>
@@ -1004,6 +1076,7 @@
     </w:p>
     <w:p>
       <w:pPr>
+        <w:spacing w:line="259" w:lineRule="auto" w:after="60"/>
         <w:jc w:val="left"/>
       </w:pPr>
       <w:r>
@@ -1018,6 +1091,7 @@
     </w:p>
     <w:p>
       <w:pPr>
+        <w:spacing w:line="259" w:lineRule="auto" w:after="60"/>
         <w:jc w:val="left"/>
       </w:pPr>
       <w:r>
@@ -1030,10 +1104,15 @@
         <w:t xml:space="preserve"> Entwürfe für vier Anfechtungsfälle fertiggestellt, Versand geplant bis 30.08.2026.</w:t>
       </w:r>
     </w:p>
-    <w:p/>
+    <w:p>
+      <w:pPr>
+        <w:spacing w:line="259" w:lineRule="auto" w:after="60"/>
+      </w:pPr>
+    </w:p>
     <w:p>
       <w:pPr>
         <w:pStyle w:val="Heading2"/>
+        <w:spacing w:line="259" w:lineRule="auto" w:after="60"/>
       </w:pPr>
       <w:r>
         <w:rPr>
@@ -1044,6 +1123,7 @@
     </w:p>
     <w:p>
       <w:pPr>
+        <w:spacing w:line="259" w:lineRule="auto" w:after="60"/>
         <w:jc w:val="left"/>
       </w:pPr>
       <w:r>
@@ -1058,6 +1138,7 @@
     </w:p>
     <w:p>
       <w:pPr>
+        <w:spacing w:line="259" w:lineRule="auto" w:after="60"/>
         <w:jc w:val="left"/>
       </w:pPr>
       <w:r>
@@ -1072,6 +1153,7 @@
     </w:p>
     <w:p>
       <w:pPr>
+        <w:spacing w:line="259" w:lineRule="auto" w:after="60"/>
         <w:jc w:val="left"/>
       </w:pPr>
       <w:r>
@@ -1084,9 +1166,14 @@
         <w:t xml:space="preserve"> Eine Steuererstattung für das Jahr 2026 (Körperschaftsteuer und Gewerbesteuer aus Betriebsauflösung) ist zu erwarten; deren Höhe ist derzeit nicht bezifferbar.</w:t>
       </w:r>
     </w:p>
-    <w:p/>
     <w:p>
       <w:pPr>
+        <w:spacing w:line="259" w:lineRule="auto" w:after="60"/>
+      </w:pPr>
+    </w:p>
+    <w:p>
+      <w:pPr>
+        <w:spacing w:line="259" w:lineRule="auto" w:after="60"/>
         <w:jc w:val="left"/>
       </w:pPr>
       <w:r>
@@ -1095,6 +1182,7 @@
     </w:p>
     <w:p>
       <w:pPr>
+        <w:spacing w:line="259" w:lineRule="auto" w:after="60"/>
         <w:jc w:val="left"/>
       </w:pPr>
       <w:r>
@@ -1103,6 +1191,7 @@
     </w:p>
     <w:p>
       <w:pPr>
+        <w:spacing w:line="259" w:lineRule="auto" w:after="60"/>
         <w:jc w:val="left"/>
       </w:pPr>
       <w:r>
@@ -1111,6 +1200,7 @@
     </w:p>
     <w:p>
       <w:pPr>
+        <w:spacing w:line="259" w:lineRule="auto" w:after="60"/>
         <w:jc w:val="left"/>
       </w:pPr>
       <w:r>
@@ -1119,15 +1209,21 @@
     </w:p>
     <w:p>
       <w:pPr>
+        <w:spacing w:line="259" w:lineRule="auto" w:after="60"/>
         <w:jc w:val="left"/>
       </w:pPr>
       <w:r>
         <w:t>Tel. 0391 / 88 44 100</w:t>
       </w:r>
     </w:p>
-    <w:p/>
     <w:p>
       <w:pPr>
+        <w:spacing w:line="259" w:lineRule="auto" w:after="60"/>
+      </w:pPr>
+    </w:p>
+    <w:p>
+      <w:pPr>
+        <w:spacing w:line="259" w:lineRule="auto" w:after="60"/>
         <w:jc w:val="left"/>
       </w:pPr>
       <w:r>
@@ -1140,6 +1236,7 @@
     <w:p>
       <w:pPr>
         <w:pStyle w:val="ListBullet"/>
+        <w:spacing w:line="259" w:lineRule="auto" w:after="60"/>
       </w:pPr>
       <w:r>
         <w:rPr>
@@ -1151,6 +1248,7 @@
     <w:p>
       <w:pPr>
         <w:pStyle w:val="ListBullet"/>
+        <w:spacing w:line="259" w:lineRule="auto" w:after="60"/>
       </w:pPr>
       <w:r>
         <w:rPr>
@@ -1162,6 +1260,7 @@
     <w:p>
       <w:pPr>
         <w:pStyle w:val="ListBullet"/>
+        <w:spacing w:line="259" w:lineRule="auto" w:after="60"/>
       </w:pPr>
       <w:r>
         <w:rPr>
@@ -1173,6 +1272,7 @@
     <w:p>
       <w:pPr>
         <w:pStyle w:val="ListBullet"/>
+        <w:spacing w:line="259" w:lineRule="auto" w:after="60"/>
       </w:pPr>
       <w:r>
         <w:rPr>
@@ -1184,6 +1284,7 @@
     <w:p>
       <w:pPr>
         <w:pStyle w:val="ListBullet"/>
+        <w:spacing w:line="259" w:lineRule="auto" w:after="60"/>
       </w:pPr>
       <w:r>
         <w:rPr>
@@ -1193,13 +1294,58 @@
       </w:r>
     </w:p>
     <w:sectPr>
+      <w:headerReference w:type="default" r:id="rId9"/>
+      <w:footerReference w:type="default" r:id="rId10"/>
       <w:pgSz w:w="11906" w:h="16838"/>
-      <w:pgMar w:top="1417" w:right="1417" w:bottom="1417" w:left="1417" w:header="720" w:footer="720" w:gutter="0"/>
+      <w:pgMar w:top="1191" w:right="1247" w:bottom="1134" w:left="1361" w:header="720" w:footer="720" w:gutter="0"/>
       <w:cols w:space="720"/>
       <w:docGrid w:linePitch="360"/>
     </w:sectPr>
   </w:body>
 </w:document>
+</file>
+
+<file path=word/footer1.xml><?xml version="1.0" encoding="utf-8"?>
+<w:ftr xmlns:m="http://schemas.openxmlformats.org/officeDocument/2006/math" xmlns:mc="http://schemas.openxmlformats.org/markup-compatibility/2006" xmlns:mo="http://schemas.microsoft.com/office/mac/office/2008/main" xmlns:mv="urn:schemas-microsoft-com:mac:vml" xmlns:o="urn:schemas-microsoft-com:office:office" xmlns:r="http://schemas.openxmlformats.org/officeDocument/2006/relationships" xmlns:v="urn:schemas-microsoft-com:vml" xmlns:w10="urn:schemas-microsoft-com:office:word" xmlns:w14="http://schemas.microsoft.com/office/word/2010/wordml" xmlns:w="http://schemas.openxmlformats.org/wordprocessingml/2006/main" xmlns:wne="http://schemas.microsoft.com/office/word/2006/wordml" xmlns:wp14="http://schemas.microsoft.com/office/word/2010/wordprocessingDrawing" xmlns:wp="http://schemas.openxmlformats.org/drawingml/2006/wordprocessingDrawing" xmlns:wpc="http://schemas.microsoft.com/office/word/2010/wordprocessingCanvas" xmlns:wpg="http://schemas.microsoft.com/office/word/2010/wordprocessingGroup" xmlns:wpi="http://schemas.microsoft.com/office/word/2010/wordprocessingInk" xmlns:wps="http://schemas.microsoft.com/office/word/2010/wordprocessingShape" mc:Ignorable="w14 wp14">
+  <w:p>
+    <w:pPr>
+      <w:pStyle w:val="Footer"/>
+      <w:jc w:val="left"/>
+    </w:pPr>
+    <w:r/>
+    <w:r>
+      <w:rPr>
+        <w:rFonts w:ascii="Times New Roman" w:hAnsi="Times New Roman"/>
+        <w:b w:val="0"/>
+        <w:color w:val="777777"/>
+        <w:sz w:val="17"/>
+      </w:rPr>
+      <w:t>Vertraulich | Bearbeitungsstand Juli 2026 | nur zur Aktenbearbeitung</w:t>
+    </w:r>
+  </w:p>
+</w:ftr>
+</file>
+
+<file path=word/header1.xml><?xml version="1.0" encoding="utf-8"?>
+<w:hdr xmlns:m="http://schemas.openxmlformats.org/officeDocument/2006/math" xmlns:mc="http://schemas.openxmlformats.org/markup-compatibility/2006" xmlns:mo="http://schemas.microsoft.com/office/mac/office/2008/main" xmlns:mv="urn:schemas-microsoft-com:mac:vml" xmlns:o="urn:schemas-microsoft-com:office:office" xmlns:r="http://schemas.openxmlformats.org/officeDocument/2006/relationships" xmlns:v="urn:schemas-microsoft-com:vml" xmlns:w10="urn:schemas-microsoft-com:office:word" xmlns:w14="http://schemas.microsoft.com/office/word/2010/wordml" xmlns:w="http://schemas.openxmlformats.org/wordprocessingml/2006/main" xmlns:wne="http://schemas.microsoft.com/office/word/2006/wordml" xmlns:wp14="http://schemas.microsoft.com/office/word/2010/wordprocessingDrawing" xmlns:wp="http://schemas.openxmlformats.org/drawingml/2006/wordprocessingDrawing" xmlns:wpc="http://schemas.microsoft.com/office/word/2010/wordprocessingCanvas" xmlns:wpg="http://schemas.microsoft.com/office/word/2010/wordprocessingGroup" xmlns:wpi="http://schemas.microsoft.com/office/word/2010/wordprocessingInk" xmlns:wps="http://schemas.microsoft.com/office/word/2010/wordprocessingShape" mc:Ignorable="w14 wp14">
+  <w:p>
+    <w:pPr>
+      <w:pStyle w:val="Header"/>
+      <w:jc w:val="left"/>
+    </w:pPr>
+    <w:r/>
+    <w:r>
+      <w:rPr>
+        <w:rFonts w:ascii="Times New Roman" w:hAnsi="Times New Roman"/>
+        <w:b w:val="0"/>
+        <w:i w:val="0"/>
+        <w:color w:val="666666"/>
+        <w:sz w:val="17"/>
+      </w:rPr>
+      <w:t>Lindenhof und Partner mbB | Insolvenz- und Restrukturierungsakte | Bearbeitungsstand Juli 2026</w:t>
+    </w:r>
+  </w:p>
+</w:hdr>
 </file>
 
 <file path=word/numbering.xml><?xml version="1.0" encoding="utf-8"?>
@@ -1916,11 +2062,12 @@
       <w:contextualSpacing/>
     </w:pPr>
     <w:rPr>
-      <w:rFonts w:asciiTheme="majorHAnsi" w:eastAsiaTheme="majorEastAsia" w:hAnsiTheme="majorHAnsi" w:cstheme="majorBidi"/>
+      <w:rFonts w:asciiTheme="majorHAnsi" w:eastAsiaTheme="majorEastAsia" w:hAnsiTheme="majorHAnsi" w:cstheme="majorBidi" w:ascii="Times New Roman" w:hAnsi="Times New Roman"/>
+      <w:b/>
       <w:color w:val="17365D" w:themeColor="text2" w:themeShade="BF"/>
       <w:spacing w:val="5"/>
       <w:kern w:val="28"/>
-      <w:sz w:val="52"/>
+      <w:sz w:val="30"/>
       <w:szCs w:val="52"/>
     </w:rPr>
   </w:style>
